--- a/pythonProject/imgtest/新建 DOCX 文档.docx
+++ b/pythonProject/imgtest/新建 DOCX 文档.docx
@@ -5,7 +5,7 @@
     <w:p>
       <w:pPr>
         <w:rPr>
-          <w:rFonts w:hint="eastAsia" w:eastAsiaTheme="minorEastAsia"/>
+          <w:rFonts w:hint="default" w:eastAsiaTheme="minorEastAsia"/>
           <w:lang w:val="en-US" w:eastAsia="zh-CN"/>
         </w:rPr>
       </w:pPr>
@@ -14,7 +14,7 @@
           <w:rFonts w:hint="eastAsia"/>
           <w:lang w:val="en-US" w:eastAsia="zh-CN"/>
         </w:rPr>
-        <w:t>测试</w:t>
+        <w:t>南少喜欢搞黄色</w:t>
       </w:r>
       <w:bookmarkStart w:id="0" w:name="_GoBack"/>
       <w:bookmarkEnd w:id="0"/>
@@ -143,7 +143,7 @@
     <w:lsdException w:unhideWhenUsed="0" w:uiPriority="0" w:semiHidden="0" w:name="HTML Sample"/>
     <w:lsdException w:unhideWhenUsed="0" w:uiPriority="0" w:semiHidden="0" w:name="HTML Typewriter"/>
     <w:lsdException w:unhideWhenUsed="0" w:uiPriority="0" w:semiHidden="0" w:name="HTML Variable"/>
-    <w:lsdException w:qFormat="1" w:unhideWhenUsed="0" w:uiPriority="0" w:name="Normal Table"/>
+    <w:lsdException w:unhideWhenUsed="0" w:uiPriority="0" w:name="Normal Table"/>
     <w:lsdException w:unhideWhenUsed="0" w:uiPriority="0" w:semiHidden="0" w:name="annotation subject"/>
     <w:lsdException w:unhideWhenUsed="0" w:uiPriority="0" w:semiHidden="0" w:name="Table Simple 1"/>
     <w:lsdException w:unhideWhenUsed="0" w:uiPriority="0" w:semiHidden="0" w:name="Table Simple 2"/>
@@ -313,7 +313,6 @@
   <w:style w:type="table" w:default="1" w:styleId="2">
     <w:name w:val="Normal Table"/>
     <w:semiHidden/>
-    <w:qFormat/>
     <w:uiPriority w:val="0"/>
     <w:tblPr>
       <w:tblCellMar>
